--- a/SOC Fundamentals.docx
+++ b/SOC Fundamentals.docx
@@ -297,6 +297,9 @@
       <w:r>
         <w:t xml:space="preserve">This lab </w:t>
       </w:r>
+      <w:r>
+        <w:t xml:space="preserve">gives an overview of Security Operations Centres (SOC) to learn about the pillars, roles and security solutions of SOCs. This lab is more theory based but it includes a short practical at the end which helps me to find the 5 W’s on a SIEM platform. </w:t>
+      </w:r>
     </w:p>
     <w:p>
       <w:pPr>
@@ -607,6 +610,9 @@
               <w:spacing w:line="259" w:lineRule="auto"/>
               <w:ind w:left="0" w:firstLine="0"/>
             </w:pPr>
+            <w:r>
+              <w:t>SIEM platform</w:t>
+            </w:r>
           </w:p>
         </w:tc>
         <w:tc>
@@ -625,47 +631,9 @@
               <w:spacing w:line="259" w:lineRule="auto"/>
               <w:ind w:left="0" w:firstLine="0"/>
             </w:pPr>
-          </w:p>
-        </w:tc>
-      </w:tr>
-      <w:tr>
-        <w:trPr>
-          <w:trHeight w:val="699"/>
-        </w:trPr>
-        <w:tc>
-          <w:tcPr>
-            <w:tcW w:w="2398" w:type="dxa"/>
-            <w:tcBorders>
-              <w:top w:val="single" w:sz="6" w:space="0" w:color="DDDDDD"/>
-              <w:left w:val="single" w:sz="6" w:space="0" w:color="DDDDDD"/>
-              <w:bottom w:val="single" w:sz="6" w:space="0" w:color="DDDDDD"/>
-              <w:right w:val="single" w:sz="6" w:space="0" w:color="DDDDDD"/>
-            </w:tcBorders>
-            <w:vAlign w:val="center"/>
-          </w:tcPr>
-          <w:p>
-            <w:pPr>
-              <w:spacing w:line="259" w:lineRule="auto"/>
-              <w:ind w:left="0" w:firstLine="0"/>
-            </w:pPr>
-          </w:p>
-        </w:tc>
-        <w:tc>
-          <w:tcPr>
-            <w:tcW w:w="7225" w:type="dxa"/>
-            <w:tcBorders>
-              <w:top w:val="single" w:sz="6" w:space="0" w:color="DDDDDD"/>
-              <w:left w:val="single" w:sz="6" w:space="0" w:color="DDDDDD"/>
-              <w:bottom w:val="single" w:sz="6" w:space="0" w:color="DDDDDD"/>
-              <w:right w:val="single" w:sz="6" w:space="0" w:color="DDDDDD"/>
-            </w:tcBorders>
-            <w:vAlign w:val="center"/>
-          </w:tcPr>
-          <w:p>
-            <w:pPr>
-              <w:spacing w:line="259" w:lineRule="auto"/>
-              <w:ind w:left="0" w:firstLine="0"/>
-            </w:pPr>
+            <w:r>
+              <w:t>Central security hub that automatically collects and analyses activity data from across an entire network to identify, alert and log cyber threats</w:t>
+            </w:r>
           </w:p>
         </w:tc>
       </w:tr>
@@ -777,19 +745,7 @@
         <w:t>People</w:t>
       </w:r>
       <w:r>
-        <w:t xml:space="preserve"> – Human intervention is needed to focus on issues and spot harmful patterns and be able to alert and trigger a response. There are various roles in a SOC team such as SOC analyst level 1, </w:t>
-      </w:r>
-      <w:r>
-        <w:t xml:space="preserve">SOC analyst level </w:t>
-      </w:r>
-      <w:r>
-        <w:t xml:space="preserve">2, </w:t>
-      </w:r>
-      <w:r>
-        <w:t xml:space="preserve">SOC analyst level </w:t>
-      </w:r>
-      <w:r>
-        <w:t xml:space="preserve">3, Security Engineer and Detection Engineer. These all report to the SOC manager who reports to the CISO (Chief Information Security Officer). </w:t>
+        <w:t xml:space="preserve"> – Human intervention is needed to focus on issues and spot harmful patterns and be able to alert and trigger a response. There are various roles in a SOC team such as SOC analyst level 1, SOC analyst level 2, SOC analyst level 3, Security Engineer and Detection Engineer. These all report to the SOC manager who reports to the CISO (Chief Information Security Officer). </w:t>
       </w:r>
     </w:p>
     <w:p>
@@ -945,6 +901,9 @@
         <w:ind w:left="0" w:firstLine="0"/>
       </w:pPr>
       <w:r>
+        <w:rPr>
+          <w:noProof/>
+        </w:rPr>
         <w:lastRenderedPageBreak/>
         <w:drawing>
           <wp:inline distT="0" distB="0" distL="0" distR="0" wp14:anchorId="0E5B6920" wp14:editId="3FAED1CA">
